--- a/output/doc/Startup Operational Excellence-voice-sample.docx
+++ b/output/doc/Startup Operational Excellence-voice-sample.docx
@@ -32,7 +32,7 @@
           <w:b w:val="0"/>
           <w:sz w:val="24"/>
         </w:rPr>
-        <w:t>by Robert McCarthy</w:t>
+        <w:t>by Robert T. McCarthy</w:t>
       </w:r>
     </w:p>
     <w:p>
